--- a/teacher/03-algorithm-programming/01-problem-state/worksheet-03-01-problem-state-lesson2.docx
+++ b/teacher/03-algorithm-programming/01-problem-state/worksheet-03-01-problem-state-lesson2.docx
@@ -239,7 +239,7 @@
                 <w:sz w:val="21"/>
                 <w:szCs w:val="21"/>
               </w:rPr>
-              <w:t xml:space="preserve">친구에게 알려주려고 고른 카드 묶음</w:t>
+              <w:t xml:space="preserve">친구에게 알려주려고 선택한 카드 묶음</w:t>
             </w:r>
           </w:p>
         </w:tc>
@@ -544,7 +544,7 @@
           <w:sz w:val="22"/>
           <w:szCs w:val="22"/>
         </w:rPr>
-        <w:t xml:space="preserve">모둠이 고른 문제에 ○표 하세요:    학급 자리 바꾸기  ·  엘리베이터  ·  편의점 재고</w:t>
+        <w:t xml:space="preserve">모둠이 선택한 문제에 ○표 하세요:    학급 자리 바꾸기  ·  엘리베이터  ·  편의점 재고</w:t>
       </w:r>
     </w:p>
     <w:p>

--- a/teacher/03-algorithm-programming/01-problem-state/worksheet-03-01-problem-state-lesson2.docx
+++ b/teacher/03-algorithm-programming/01-problem-state/worksheet-03-01-problem-state-lesson2.docx
@@ -14,7 +14,7 @@
           <w:sz w:val="36"/>
           <w:szCs w:val="36"/>
         </w:rPr>
-        <w:t xml:space="preserve">다음에 이어서 하려면 무엇을 적어야 할까? — 이름 붙이기</w:t>
+        <w:t xml:space="preserve">다음에 이어서 하려면 무엇을 적어야 할까? — 2차시 기록지</w:t>
       </w:r>
     </w:p>
     <w:p>
@@ -41,7 +41,7 @@
           <w:sz w:val="20"/>
           <w:szCs w:val="20"/>
         </w:rPr>
-        <w:t xml:space="preserve">수업에서 함께 만든 문장과 새로 배운 이름을 정리하는 학습지입니다.</w:t>
+        <w:t xml:space="preserve">수업에서 함께 만든 문장과 새로 배운 이름을 정리하는 기록지입니다.</w:t>
       </w:r>
     </w:p>
     <w:tbl>

--- a/teacher/03-algorithm-programming/01-problem-state/worksheet-03-01-problem-state-lesson2.docx
+++ b/teacher/03-algorithm-programming/01-problem-state/worksheet-03-01-problem-state-lesson2.docx
@@ -6,6 +6,46 @@
       <w:pPr>
         <w:spacing w:after="100"/>
       </w:pPr>
+      <w:r>
+        <w:drawing>
+          <wp:inline distT="0" distB="0" distL="0" distR="0">
+            <wp:extent cx="347472" cy="347472"/>
+            <wp:effectExtent l="0" t="0" r="0" b="0"/>
+            <wp:docPr id="9001" name="단원 그림" descr=""/>
+            <wp:cNvGraphicFramePr>
+              <a:graphicFrameLocks xmlns:a="http://schemas.openxmlformats.org/drawingml/2006/main" noChangeAspect="1"/>
+            </wp:cNvGraphicFramePr>
+            <a:graphic xmlns:a="http://schemas.openxmlformats.org/drawingml/2006/main">
+              <a:graphicData uri="http://schemas.openxmlformats.org/drawingml/2006/picture">
+                <pic:pic xmlns:pic="http://schemas.openxmlformats.org/drawingml/2006/picture">
+                  <pic:nvPicPr>
+                    <pic:cNvPr id="0" name="unit-icon.png"/>
+                    <pic:cNvPicPr/>
+                  </pic:nvPicPr>
+                  <pic:blipFill>
+                    <a:blip r:embed="rIdUnitIcon"/>
+                    <a:stretch>
+                      <a:fillRect/>
+                    </a:stretch>
+                  </pic:blipFill>
+                  <pic:spPr>
+                    <a:xfrm>
+                      <a:off x="0" y="0"/>
+                      <a:ext cx="347472" cy="347472"/>
+                    </a:xfrm>
+                    <a:prstGeom prst="rect">
+                      <a:avLst/>
+                    </a:prstGeom>
+                  </pic:spPr>
+                </pic:pic>
+              </a:graphicData>
+            </a:graphic>
+          </wp:inline>
+        </w:drawing>
+      </w:r>
+      <w:r>
+        <w:t xml:space="preserve"> </w:t>
+      </w:r>
       <w:r>
         <w:rPr>
           <w:rFonts w:ascii="Malgun Gothic" w:eastAsia="Malgun Gothic" w:hAnsi="Malgun Gothic"/>
